--- a/МатМодиИИ/ФОС/ОС_Б1.О.04.22_Педагогика_и_психология.docx
+++ b/МатМодиИИ/ФОС/ОС_Б1.О.04.22_Педагогика_и_психология.docx
@@ -1849,6 +1849,33 @@
                 <w:szCs w:val="28"/>
                 <w:lang w:eastAsia="zh-CN"/>
               </w:rPr>
+              <w:t xml:space="preserve">ОПК-4.1</w:t>
+              <w:br/>
+              <w:t xml:space="preserve"/>
+            </w:r>
+          </w:p>
+          <w:p>
+            <w:pPr>
+              <w:suppressAutoHyphens/>
+              <w:autoSpaceDN/>
+              <w:adjustRightInd/>
+              <w:spacing w:line="240" w:lineRule="auto"/>
+              <w:ind w:firstLine="0"/>
+              <w:jc w:val="center"/>
+              <w:rPr>
+                <w:bCs/>
+                <w:kern w:val="2"/>
+                <w:szCs w:val="28"/>
+                <w:lang w:eastAsia="zh-CN"/>
+              </w:rPr>
+            </w:pPr>
+            <w:r>
+              <w:rPr>
+                <w:bCs/>
+                <w:kern w:val="2"/>
+                <w:szCs w:val="28"/>
+                <w:lang w:eastAsia="zh-CN"/>
+              </w:rPr>
               <w:t xml:space="preserve">ОПК-4.2</w:t>
               <w:br/>
               <w:t xml:space="preserve">ОПК-4.3</w:t>
@@ -2427,6 +2454,25 @@
             <w:tcW w:w="2872" w:type="dxa"/>
             <w:vMerge w:val="restart"/>
           </w:tcPr>
+          <w:p>
+            <w:pPr>
+              <w:ind w:firstLine="0"/>
+              <w:jc w:val="center"/>
+              <w:rPr>
+                <w:szCs w:val="28"/>
+                <w:lang w:eastAsia="zh-CN"/>
+              </w:rPr>
+            </w:pPr>
+            <w:r>
+              <w:rPr>
+                <w:szCs w:val="28"/>
+                <w:lang w:eastAsia="zh-CN"/>
+              </w:rPr>
+              <w:t xml:space="preserve">ОПК-4.1</w:t>
+              <w:br/>
+              <w:t xml:space="preserve"/>
+            </w:r>
+          </w:p>
           <w:p>
             <w:pPr>
               <w:ind w:firstLine="0"/>

--- a/МатМодиИИ/ФОС/ОС_Б1.О.04.22_Педагогика_и_психология.docx
+++ b/МатМодиИИ/ФОС/ОС_Б1.О.04.22_Педагогика_и_психология.docx
@@ -603,7 +603,7 @@
                 <w:sz w:val="28"/>
                 <w:szCs w:val="28"/>
               </w:rPr>
-              <w:t xml:space="preserve">Направленность (профиль):</w:t>
+              <w:t xml:space="preserve">Направленность (профиль)/специализация программы:</w:t>
             </w:r>
           </w:p>
         </w:tc>
@@ -789,7 +789,7 @@
           <w:sz w:val="28"/>
           <w:szCs w:val="28"/>
         </w:rPr>
-        <w:t xml:space="preserve">Рязань, </w:t>
+        <w:t xml:space="preserve">Рязань 2026</w:t>
       </w:r>
       <w:r>
         <w:rPr>
@@ -798,7 +798,7 @@
           <w:sz w:val="28"/>
           <w:szCs w:val="28"/>
         </w:rPr>
-        <w:t>2026</w:t>
+        <w:t/>
       </w:r>
     </w:p>
     <w:p>
@@ -1570,7 +1570,7 @@
           <w:szCs w:val="24"/>
           <w:lang w:val="ru-RU" w:eastAsia="zh-CN"/>
         </w:rPr>
-        <w:t xml:space="preserve">ПАСПОРТ ОЦЕНОЧНЫХ МАТЕРИАЛОВ ПО ДИСЦИПЛИНЕ ДЛЯ ПРОМЕЖУТОЧНОЙ АТТЕСТАЦИИ</w:t>
+        <w:t xml:space="preserve">ПАСПОРТ ОЦЕНОЧНЫХ МАТЕРИАЛОВ ПО ДИСЦИПЛИНЕ (МОДУЛЮ) ДЛЯ ПРОМЕЖУТОЧНОЙ АТТЕСТАЦИИ</w:t>
       </w:r>
     </w:p>
     <w:tbl>
@@ -5156,6 +5156,134 @@
           <w:lang w:eastAsia="zh-CN"/>
         </w:rPr>
         <w:t xml:space="preserve">ОЦЕНОЧНЫЕ МАТЕРИАЛЫ ДЛЯ ПРОВЕДЕНИЯ ТЕКУЩЕГО КОНТРОЛЯ ОБУЧАЮЩИХСЯ ПО ДИСЦИПЛИНЕ</w:t>
+      </w:r>
+    </w:p>
+    <w:p>
+      <w:pPr>
+        <w:widowControl/>
+        <w:tabs>
+          <w:tab w:val="left" w:pos="2295"/>
+        </w:tabs>
+        <w:autoSpaceDE/>
+        <w:autoSpaceDN/>
+        <w:adjustRightInd/>
+        <w:spacing w:line="240" w:lineRule="auto"/>
+        <w:ind w:firstLine="0"/>
+        <w:jc w:val="center"/>
+        <w:rPr>
+          <w:kern w:val="2"/>
+          <w:sz w:val="24"/>
+          <w:szCs w:val="24"/>
+          <w:lang w:eastAsia="zh-CN"/>
+        </w:rPr>
+        <w:keepNext/>
+        <w:keepLines/>
+      </w:pPr>
+      <w:r>
+        <w:t>Формы текущего контроля успеваемости</w:t>
+      </w:r>
+    </w:p>
+    <w:p>
+      <w:pPr>
+        <w:widowControl/>
+        <w:tabs>
+          <w:tab w:val="left" w:pos="709"/>
+        </w:tabs>
+        <w:suppressAutoHyphens w:val="0"/>
+        <w:spacing w:line="0" w:lineRule="atLeast"/>
+        <w:ind w:left="709" w:hanging="709"/>
+        <w:rPr>
+          <w:rFonts w:ascii="Times New Roman" w:hAnsi="Times New Roman" w:cs="Times New Roman"/>
+          <w:color w:val="auto"/>
+          <w:sz w:val="28"/>
+          <w:szCs w:val="28"/>
+        </w:rPr>
+      </w:pPr>
+      <w:r>
+        <w:rPr>
+          <w:rFonts w:ascii="Times New Roman" w:hAnsi="Times New Roman" w:cs="Times New Roman"/>
+          <w:color w:val="auto"/>
+          <w:sz w:val="28"/>
+          <w:szCs w:val="28"/>
+        </w:rPr>
+        <w:t>Решение задач на практических занятиях;</w:t>
+      </w:r>
+    </w:p>
+    <w:p>
+      <w:pPr>
+        <w:widowControl/>
+        <w:tabs>
+          <w:tab w:val="left" w:pos="709"/>
+        </w:tabs>
+        <w:suppressAutoHyphens w:val="0"/>
+        <w:spacing w:line="0" w:lineRule="atLeast"/>
+        <w:ind w:left="709" w:hanging="709"/>
+        <w:rPr>
+          <w:rFonts w:ascii="Times New Roman" w:hAnsi="Times New Roman" w:cs="Times New Roman"/>
+          <w:color w:val="auto"/>
+          <w:sz w:val="28"/>
+          <w:szCs w:val="28"/>
+        </w:rPr>
+      </w:pPr>
+      <w:r>
+        <w:rPr>
+          <w:rFonts w:ascii="Times New Roman" w:hAnsi="Times New Roman" w:cs="Times New Roman"/>
+          <w:color w:val="auto"/>
+          <w:sz w:val="28"/>
+          <w:szCs w:val="28"/>
+        </w:rPr>
+        <w:t>Контрольная работа</w:t>
+      </w:r>
+    </w:p>
+    <w:p>
+      <w:pPr>
+        <w:keepNext/>
+        <w:keepLines/>
+        <w:widowControl/>
+        <w:suppressAutoHyphens w:val="0"/>
+        <w:autoSpaceDE w:val="0"/>
+        <w:autoSpaceDN w:val="0"/>
+        <w:jc w:val="both"/>
+        <w:rPr>
+          <w:rFonts w:ascii="Times New Roman" w:eastAsia="Times New Roman" w:hAnsi="Times New Roman" w:cs="Times New Roman"/>
+          <w:color w:val="auto"/>
+          <w:sz w:val="28"/>
+          <w:szCs w:val="28"/>
+          <w:lang w:eastAsia="en-US" w:bidi="ar-SA"/>
+        </w:rPr>
+      </w:pPr>
+      <w:r>
+        <w:rPr>
+          <w:rFonts w:ascii="Times New Roman" w:eastAsia="Times New Roman" w:hAnsi="Times New Roman" w:cs="Times New Roman"/>
+          <w:color w:val="auto"/>
+          <w:sz w:val="28"/>
+          <w:szCs w:val="28"/>
+          <w:lang w:eastAsia="en-US" w:bidi="ar-SA"/>
+        </w:rPr>
+        <w:t>Перечень лабораторных работ (при наличии)</w:t>
+      </w:r>
+    </w:p>
+    <w:p>
+      <w:pPr>
+        <w:widowControl/>
+        <w:jc w:val="both"/>
+        <w:rPr>
+          <w:rFonts w:ascii="Times New Roman" w:hAnsi="Times New Roman" w:cs="Times New Roman"/>
+          <w:b/>
+          <w:color w:val="auto"/>
+          <w:sz w:val="28"/>
+          <w:szCs w:val="28"/>
+        </w:rPr>
+      </w:pPr>
+      <w:r>
+        <w:rPr>
+          <w:rFonts w:ascii="Times New Roman" w:hAnsi="Times New Roman" w:cs="Times New Roman"/>
+          <w:b/>
+          <w:color w:val="auto"/>
+          <w:sz w:val="28"/>
+          <w:szCs w:val="28"/>
+        </w:rPr>
+        <w:t>Лабораторный практикум не предусмотрен.</w:t>
       </w:r>
     </w:p>
     <w:p>
